--- a/az/stories/true-love.docx
+++ b/az/stories/true-love.docx
@@ -3,275 +3,98 @@
 <w:document xmlns:wpc="http://schemas.microsoft.com/office/word/2010/wordprocessingCanvas" xmlns:mo="http://schemas.microsoft.com/office/mac/office/2008/main" xmlns:mc="http://schemas.openxmlformats.org/markup-compatibility/2006" xmlns:mv="urn:schemas-microsoft-com:mac:vml" xmlns:o="urn:schemas-microsoft-com:office:office" xmlns:r="http://schemas.openxmlformats.org/officeDocument/2006/relationships" xmlns:m="http://schemas.openxmlformats.org/officeDocument/2006/math" xmlns:v="urn:schemas-microsoft-com:vml" xmlns:wp14="http://schemas.microsoft.com/office/word/2010/wordprocessingDrawing" xmlns:wp="http://schemas.openxmlformats.org/drawingml/2006/wordprocessingDrawing" xmlns:w10="urn:schemas-microsoft-com:office:word" xmlns:w="http://schemas.openxmlformats.org/wordprocessingml/2006/main" xmlns:w14="http://schemas.microsoft.com/office/word/2010/wordml" xmlns:wpg="http://schemas.microsoft.com/office/word/2010/wordprocessingGroup" xmlns:wpi="http://schemas.microsoft.com/office/word/2010/wordprocessingInk" xmlns:wne="http://schemas.microsoft.com/office/word/2006/wordml" xmlns:wps="http://schemas.microsoft.com/office/word/2010/wordprocessingShape" mc:Ignorable="w14 wp14">
   <w:body>
     <w:p>
-      <w:pPr>
-        <w:pStyle w:val="Heading1"/>
-      </w:pPr>
       <w:r>
         <w:t>Həqiqi eşq</w:t>
       </w:r>
     </w:p>
     <w:p>
-      <w:pPr>
-        <w:ind w:firstLine="425"/>
-        <w:jc w:val="both"/>
-      </w:pPr>
       <w:r>
-        <w:rPr>
-          <w:rFonts w:ascii="Times New Roman" w:hAnsi="Times New Roman" w:cs="Times New Roman"/>
-          <w:b w:val="0"/>
-          <w:i w:val="0"/>
-          <w:sz w:val="24"/>
-        </w:rPr>
         <w:t>Bütün duyğuların yaşadığı bir ada varmış.</w:t>
       </w:r>
     </w:p>
     <w:p>
-      <w:pPr>
-        <w:ind w:firstLine="425"/>
-        <w:jc w:val="both"/>
-      </w:pPr>
       <w:r>
-        <w:rPr>
-          <w:rFonts w:ascii="Times New Roman" w:hAnsi="Times New Roman" w:cs="Times New Roman"/>
-          <w:b w:val="0"/>
-          <w:i w:val="0"/>
-          <w:sz w:val="24"/>
-        </w:rPr>
         <w:t>Bir gün bu adanın batmaqda olduğu xəbəri yayılır. Duyğular adanı tərk etmək üçün təlaşla hazırlaşmağa başlayır.</w:t>
       </w:r>
     </w:p>
     <w:p>
-      <w:pPr>
-        <w:ind w:firstLine="425"/>
-        <w:jc w:val="both"/>
-      </w:pPr>
       <w:r>
-        <w:rPr>
-          <w:rFonts w:ascii="Times New Roman" w:hAnsi="Times New Roman" w:cs="Times New Roman"/>
-          <w:b w:val="0"/>
-          <w:i w:val="0"/>
-          <w:sz w:val="24"/>
-        </w:rPr>
-        <w:t>Eşq adanı tərk etməyə tələsmir. Çünki bir möcüzənin onu qurtaracağına əmin kimi ən son ana qədər gözləyir. Ada tamam batmaqda ikən Eşq nəhayət yardım istəməyə qərar verir.</w:t>
+        <w:t>Eşq adanı tərk etməyə tələsmir. Çünki bir möcüzənin onu qurtaracağına əminmiş kimi ən son ana qədər gözləyir. Ada tamam batmaqda ikən Eşq nəhayət yardım istəməyə qərar verir.</w:t>
       </w:r>
     </w:p>
     <w:p>
-      <w:pPr>
-        <w:ind w:firstLine="425"/>
-        <w:jc w:val="both"/>
-      </w:pPr>
       <w:r>
-        <w:rPr>
-          <w:rFonts w:ascii="Times New Roman" w:hAnsi="Times New Roman" w:cs="Times New Roman"/>
-          <w:b w:val="0"/>
-          <w:i w:val="0"/>
-          <w:sz w:val="24"/>
-        </w:rPr>
         <w:t>Bu anda Zənginlik çox böyük bir qayıqda adadan uzaqlaşırmış.</w:t>
       </w:r>
     </w:p>
     <w:p>
-      <w:pPr>
-        <w:ind w:firstLine="425"/>
-        <w:jc w:val="both"/>
-      </w:pPr>
       <w:r>
-        <w:rPr>
-          <w:rFonts w:ascii="Times New Roman" w:hAnsi="Times New Roman" w:cs="Times New Roman"/>
-          <w:b w:val="0"/>
-          <w:i w:val="0"/>
-          <w:sz w:val="24"/>
-        </w:rPr>
         <w:t>Eşq soruşur: «Zənginlik, məni də özünlə apara bilərsənmi?» Zənginlik: «Xeyr, apara bilmərəm. Qayığımda küllü miqdarda qızıl və gümüşüm var, sənə yer yoxdur» deyir.</w:t>
       </w:r>
     </w:p>
     <w:p>
-      <w:pPr>
-        <w:ind w:firstLine="425"/>
-        <w:jc w:val="both"/>
-      </w:pPr>
       <w:r>
-        <w:rPr>
-          <w:rFonts w:ascii="Times New Roman" w:hAnsi="Times New Roman" w:cs="Times New Roman"/>
-          <w:b w:val="0"/>
-          <w:i w:val="0"/>
-          <w:sz w:val="24"/>
-        </w:rPr>
         <w:t>Eşq bu dəfə çox gözəl bir yelkənli qayıqda yol alan Təkəbbürə üz tutub kömək istəyir: «Təkəbbür, lütfən, mənə yardım et.»</w:t>
       </w:r>
     </w:p>
     <w:p>
-      <w:pPr>
-        <w:ind w:firstLine="425"/>
-        <w:jc w:val="both"/>
-      </w:pPr>
       <w:r>
-        <w:rPr>
-          <w:rFonts w:ascii="Times New Roman" w:hAnsi="Times New Roman" w:cs="Times New Roman"/>
-          <w:b w:val="0"/>
-          <w:i w:val="0"/>
-          <w:sz w:val="24"/>
-        </w:rPr>
         <w:t>Təkəbbür: «Sənə yardım edə bilmərəm, Eşq. Çox islanmısan, yelkənimi məhv edərsən» deyə cavab verir.</w:t>
       </w:r>
     </w:p>
     <w:p>
-      <w:pPr>
-        <w:ind w:firstLine="425"/>
-        <w:jc w:val="both"/>
-      </w:pPr>
       <w:r>
-        <w:rPr>
-          <w:rFonts w:ascii="Times New Roman" w:hAnsi="Times New Roman" w:cs="Times New Roman"/>
-          <w:b w:val="0"/>
-          <w:i w:val="0"/>
-          <w:sz w:val="24"/>
-        </w:rPr>
         <w:t>Kədər yaxınlıqda imiş. Eşq ondan da yardım istəyir: «Kədər, səninlə gələ bilərəmmi?»</w:t>
       </w:r>
     </w:p>
     <w:p>
-      <w:pPr>
-        <w:ind w:firstLine="425"/>
-        <w:jc w:val="both"/>
-      </w:pPr>
       <w:r>
-        <w:rPr>
-          <w:rFonts w:ascii="Times New Roman" w:hAnsi="Times New Roman" w:cs="Times New Roman"/>
-          <w:b w:val="0"/>
-          <w:i w:val="0"/>
-          <w:sz w:val="24"/>
-        </w:rPr>
         <w:t>Kədər: «Aman, Eşq, o qədər kədərliyəm ki, tək qalmağa ehtiyacım var» deyir.</w:t>
       </w:r>
     </w:p>
     <w:p>
-      <w:pPr>
-        <w:ind w:firstLine="425"/>
-        <w:jc w:val="both"/>
-      </w:pPr>
       <w:r>
-        <w:rPr>
-          <w:rFonts w:ascii="Times New Roman" w:hAnsi="Times New Roman" w:cs="Times New Roman"/>
-          <w:b w:val="0"/>
-          <w:i w:val="0"/>
-          <w:sz w:val="24"/>
-        </w:rPr>
         <w:t>Xoşbəxtlik Eşqdən uzaqda olmasa da, o qədər həyəcanlı imiş ki, Eşqin çağırışını eşitmir.</w:t>
       </w:r>
     </w:p>
     <w:p>
-      <w:pPr>
-        <w:ind w:firstLine="425"/>
-        <w:jc w:val="both"/>
-      </w:pPr>
       <w:r>
-        <w:rPr>
-          <w:rFonts w:ascii="Times New Roman" w:hAnsi="Times New Roman" w:cs="Times New Roman"/>
-          <w:b w:val="0"/>
-          <w:i w:val="0"/>
-          <w:sz w:val="24"/>
-        </w:rPr>
         <w:t>Birdən bir səs gəlir: «Eşq, gəl mənimlə gedək.» Eşq özünü o qədər şanslı və xoşbəxt hiss edir ki, ona əl uzadanın kim olduğunu soruşmağı belə ağlına gətirmir. Sahilə çatanda Eşqə kömək edən onu oradaca qoyub yoluna davam edir.</w:t>
       </w:r>
     </w:p>
     <w:p>
-      <w:pPr>
-        <w:ind w:firstLine="425"/>
-        <w:jc w:val="both"/>
-      </w:pPr>
       <w:r>
-        <w:rPr>
-          <w:rFonts w:ascii="Times New Roman" w:hAnsi="Times New Roman" w:cs="Times New Roman"/>
-          <w:b w:val="0"/>
-          <w:i w:val="0"/>
-          <w:sz w:val="24"/>
-        </w:rPr>
         <w:t>Sahilə çıxınca ona nə qədər borclu olduğunu anlayan Eşq qarşısına çıxan bir müdrikə başına gələnləri danışır və soruşur: «Görəsən, mənə kömək edən kim idi?»</w:t>
       </w:r>
     </w:p>
     <w:p>
-      <w:pPr>
-        <w:ind w:firstLine="425"/>
-        <w:jc w:val="both"/>
-      </w:pPr>
       <w:r>
-        <w:rPr>
-          <w:rFonts w:ascii="Times New Roman" w:hAnsi="Times New Roman" w:cs="Times New Roman"/>
-          <w:b w:val="0"/>
-          <w:i w:val="0"/>
-          <w:sz w:val="24"/>
-        </w:rPr>
         <w:t>Müdrik: «O, Zaman idi» deyə cavab verir.</w:t>
       </w:r>
     </w:p>
     <w:p>
-      <w:pPr>
-        <w:ind w:firstLine="425"/>
-        <w:jc w:val="both"/>
-      </w:pPr>
       <w:r>
-        <w:rPr>
-          <w:rFonts w:ascii="Times New Roman" w:hAnsi="Times New Roman" w:cs="Times New Roman"/>
-          <w:b w:val="0"/>
-          <w:i w:val="0"/>
-          <w:sz w:val="24"/>
-        </w:rPr>
         <w:t>«Zaman? Axı niyə mənə kömək etdi?» deyə Eşq soruşur.</w:t>
       </w:r>
     </w:p>
     <w:p>
-      <w:pPr>
-        <w:ind w:firstLine="425"/>
-        <w:jc w:val="both"/>
-      </w:pPr>
       <w:r>
-        <w:rPr>
-          <w:rFonts w:ascii="Times New Roman" w:hAnsi="Times New Roman" w:cs="Times New Roman"/>
-          <w:b w:val="0"/>
-          <w:i w:val="0"/>
-          <w:sz w:val="24"/>
-        </w:rPr>
         <w:t>Müdrik gülümsəyir: «Çünki yalnız Zaman Eşqin nə qədər önəmli və dəyərli olduğunu bilir.»</w:t>
       </w:r>
     </w:p>
     <w:p>
-      <w:pPr>
-        <w:spacing w:after="40"/>
-      </w:pPr>
-    </w:p>
-    <w:p>
-      <w:pPr>
-        <w:pBdr>
-          <w:top w:val="single" w:sz="4" w:space="6" w:color="D9C7A3"/>
-          <w:left w:val="single" w:sz="24" w:space="12" w:color="B8860B"/>
-          <w:bottom w:val="single" w:sz="4" w:space="6" w:color="D9C7A3"/>
-          <w:right w:val="single" w:sz="4" w:space="10" w:color="D9C7A3"/>
-        </w:pBdr>
-        <w:shd w:val="clear" w:color="auto" w:fill="FBF6EA"/>
-        <w:spacing w:before="0" w:after="60"/>
-        <w:ind w:left="227" w:right="113"/>
-        <w:jc w:val="both"/>
-      </w:pPr>
       <w:r>
-        <w:rPr>
-          <w:rFonts w:ascii="Times New Roman" w:hAnsi="Times New Roman" w:cs="Times New Roman"/>
-          <w:b w:val="0"/>
-          <w:i/>
-          <w:color w:val="333333"/>
-          <w:sz w:val="24"/>
-        </w:rPr>
-        <w:t>Yalnız zaman əsl eşqin dəyərini bilir. Səmimi sevgini zaman yaşadar, saxtasını isə söndürüb unutdurar.</w:t>
+        <w:t>İbrət: Yalnız zaman əsl eşqin dəyərini bilir. Səmimi sevgini zaman yaşadar, saxtasını isə söndürüb unutdurar.</w:t>
       </w:r>
     </w:p>
     <w:p>
-      <w:pPr>
-        <w:spacing w:after="120"/>
-      </w:pPr>
+      <w:r>
+        <w:t>Hekayə açıq İnternet mənbələrindən əldə olunub.</w:t>
+      </w:r>
     </w:p>
     <w:sectPr>
       <w:pgSz w:w="12240" w:h="15840"/>
-      <w:pgMar w:top="1417" w:right="1417" w:bottom="1417" w:left="1417" w:header="720" w:footer="720" w:gutter="0"/>
+      <w:pgMar w:top="1440" w:right="1800" w:bottom="1440" w:left="1800" w:header="720" w:footer="720" w:gutter="0"/>
       <w:cols w:space="720"/>
       <w:docGrid w:linePitch="360"/>
     </w:sectPr>
@@ -642,14 +465,6 @@
     <w:name w:val="Normal"/>
     <w:qFormat/>
     <w:rsid w:val="00FC693F"/>
-    <w:pPr>
-      <w:spacing w:line="276" w:lineRule="auto" w:after="120" w:before="0"/>
-      <w:jc w:val="both"/>
-    </w:pPr>
-    <w:rPr>
-      <w:rFonts w:ascii="Times New Roman" w:hAnsi="Times New Roman" w:cs="Times New Roman"/>
-      <w:sz w:val="24"/>
-    </w:rPr>
   </w:style>
   <w:style w:type="paragraph" w:styleId="Header">
     <w:name w:val="header"/>
@@ -706,17 +521,15 @@
     <w:pPr>
       <w:keepNext/>
       <w:keepLines/>
-      <w:spacing w:before="360" w:after="160"/>
-      <w:jc w:val="left"/>
+      <w:spacing w:before="480" w:after="0"/>
       <w:outlineLvl w:val="0"/>
     </w:pPr>
     <w:rPr>
-      <w:rFonts w:asciiTheme="majorHAnsi" w:eastAsiaTheme="majorEastAsia" w:hAnsiTheme="majorHAnsi" w:cstheme="majorBidi" w:ascii="Times New Roman" w:hAnsi="Times New Roman" w:cs="Times New Roman"/>
+      <w:rFonts w:asciiTheme="majorHAnsi" w:eastAsiaTheme="majorEastAsia" w:hAnsiTheme="majorHAnsi" w:cstheme="majorBidi"/>
       <w:b/>
       <w:bCs/>
-      <w:i w:val="0"/>
-      <w:color w:val="1F1F1F"/>
-      <w:sz w:val="30"/>
+      <w:color w:val="365F91" w:themeColor="accent1" w:themeShade="BF"/>
+      <w:sz w:val="28"/>
       <w:szCs w:val="28"/>
     </w:rPr>
   </w:style>
